--- a/dashboard/public/iran-war/reports/04_political_upheaval_risk.docx
+++ b/dashboard/public/iran-war/reports/04_political_upheaval_risk.docx
@@ -2,7 +2,7 @@
 <file path=word/document.xml><?xml version="1.0" encoding="utf-8"?>
 <w:document xmlns:w="http://schemas.openxmlformats.org/wordprocessingml/2006/main" xmlns:m="http://schemas.openxmlformats.org/officeDocument/2006/math" xmlns:r="http://schemas.openxmlformats.org/officeDocument/2006/relationships" xmlns:o="urn:schemas-microsoft-com:office:office" xmlns:v="urn:schemas-microsoft-com:vml" xmlns:w10="urn:schemas-microsoft-com:office:word" xmlns:a="http://schemas.openxmlformats.org/drawingml/2006/main" xmlns:pic="http://schemas.openxmlformats.org/drawingml/2006/picture" xmlns:wp="http://schemas.openxmlformats.org/drawingml/2006/wordprocessingDrawing">
   <w:body>
-    <w:bookmarkStart w:id="49" w:name="报告-04-霍尔木兹持续中断的政治动荡风险"/>
+    <w:bookmarkStart w:id="50" w:name="报告-04-霍尔木兹持续中断的政治动荡风险"/>
     <w:p>
       <w:pPr>
         <w:pStyle w:val="Heading1"/>
@@ -2234,54 +2234,196 @@
               <w:pStyle w:val="Compact"/>
             </w:pPr>
             <w:r>
-              <w:t xml:space="preserve">EPRA </w:t>
-            </w:r>
-            <w:r>
-              <w:rPr>
-                <w:rFonts w:hint="eastAsia"/>
-              </w:rPr>
-              <w:t xml:space="preserve">压价</w:t>
-            </w:r>
-            <w:r>
-              <w:t xml:space="preserve"> 30 </w:t>
-            </w:r>
-            <w:r>
-              <w:rPr>
-                <w:rFonts w:hint="eastAsia"/>
-              </w:rPr>
-              <w:t xml:space="preserve">天后</w:t>
-            </w:r>
-            <w:r>
-              <w:t xml:space="preserve"> 2026-04-15 </w:t>
-            </w:r>
-            <w:r>
-              <w:rPr>
-                <w:rFonts w:hint="eastAsia"/>
-              </w:rPr>
-              <w:t xml:space="preserve">宣布创纪录油价上调；matatu</w:t>
-            </w:r>
-            <w:r>
+              <w:rPr>
+                <w:b/>
+                <w:bCs/>
+              </w:rPr>
+              <w:t xml:space="preserve">5/16-18 </w:t>
+            </w:r>
+            <w:r>
+              <w:rPr>
+                <w:rFonts w:hint="eastAsia"/>
+                <w:b/>
+                <w:bCs/>
+              </w:rPr>
+              <w:t xml:space="preserve">全国燃油抗议爆发，ACLED</w:t>
+            </w:r>
+            <w:r>
+              <w:rPr>
+                <w:b/>
+                <w:bCs/>
+              </w:rPr>
               <w:t xml:space="preserve"> </w:t>
             </w:r>
             <w:r>
               <w:rPr>
                 <w:rFonts w:hint="eastAsia"/>
-              </w:rPr>
-              <w:t xml:space="preserve">票价涨</w:t>
-            </w:r>
-            <w:r>
-              <w:t xml:space="preserve"> ~25%</w:t>
-            </w:r>
-          </w:p>
-        </w:tc>
-        <w:tc>
-          <w:tcPr/>
-          <w:p>
-            <w:pPr>
-              <w:pStyle w:val="Compact"/>
-            </w:pPr>
-            <w:r>
-              <w:t xml:space="preserve">Wikipedia; Carbon Brief</w:t>
+                <w:b/>
+                <w:bCs/>
+              </w:rPr>
+              <w:t xml:space="preserve">记录首日</w:t>
+            </w:r>
+            <w:r>
+              <w:rPr>
+                <w:b/>
+                <w:bCs/>
+              </w:rPr>
+              <w:t xml:space="preserve"> ≥8 </w:t>
+            </w:r>
+            <w:r>
+              <w:rPr>
+                <w:rFonts w:hint="eastAsia"/>
+                <w:b/>
+                <w:bCs/>
+              </w:rPr>
+              <w:t xml:space="preserve">死</w:t>
+            </w:r>
+            <w:r>
+              <w:rPr>
+                <w:rFonts w:hint="eastAsia"/>
+              </w:rPr>
+              <w:t xml:space="preserve">（WaPo</w:t>
+            </w:r>
+            <w:r>
+              <w:t xml:space="preserve"> </w:t>
+            </w:r>
+            <w:r>
+              <w:rPr>
+                <w:rFonts w:hint="eastAsia"/>
+              </w:rPr>
+              <w:t xml:space="preserve">报</w:t>
+            </w:r>
+            <w:r>
+              <w:t xml:space="preserve"> 4 </w:t>
+            </w:r>
+            <w:r>
+              <w:rPr>
+                <w:rFonts w:hint="eastAsia"/>
+              </w:rPr>
+              <w:t xml:space="preserve">死）；全国交通罢工；焚烧路障/执政党办公室/9</w:t>
+            </w:r>
+            <w:r>
+              <w:t xml:space="preserve"> </w:t>
+            </w:r>
+            <w:r>
+              <w:rPr>
+                <w:rFonts w:hint="eastAsia"/>
+              </w:rPr>
+              <w:t xml:space="preserve">辆卡车；安全部队用实弹；EPRA</w:t>
+            </w:r>
+            <w:r>
+              <w:t xml:space="preserve"> </w:t>
+            </w:r>
+            <w:r>
+              <w:rPr>
+                <w:rFonts w:hint="eastAsia"/>
+              </w:rPr>
+              <w:t xml:space="preserve">连续上调（4</w:t>
+            </w:r>
+            <w:r>
+              <w:t xml:space="preserve"> </w:t>
+            </w:r>
+            <w:r>
+              <w:rPr>
+                <w:rFonts w:hint="eastAsia"/>
+              </w:rPr>
+              <w:t xml:space="preserve">月</w:t>
+            </w:r>
+            <w:r>
+              <w:t xml:space="preserve"> 24.2% + 5 </w:t>
+            </w:r>
+            <w:r>
+              <w:rPr>
+                <w:rFonts w:hint="eastAsia"/>
+              </w:rPr>
+              <w:t xml:space="preserve">月</w:t>
+            </w:r>
+            <w:r>
+              <w:t xml:space="preserve"> </w:t>
+            </w:r>
+            <w:r>
+              <w:rPr>
+                <w:rFonts w:hint="eastAsia"/>
+              </w:rPr>
+              <w:t xml:space="preserve">23.5%）</w:t>
+            </w:r>
+          </w:p>
+        </w:tc>
+        <w:tc>
+          <w:tcPr/>
+          <w:p>
+            <w:pPr>
+              <w:pStyle w:val="Compact"/>
+            </w:pPr>
+            <w:r>
+              <w:t xml:space="preserve">ACLED; WaPo 2026-05-18; Euronews</w:t>
+            </w:r>
+          </w:p>
+        </w:tc>
+      </w:tr>
+      <w:tr>
+        <w:tc>
+          <w:tcPr/>
+          <w:p>
+            <w:pPr>
+              <w:pStyle w:val="Compact"/>
+            </w:pPr>
+            <w:r>
+              <w:rPr>
+                <w:rFonts w:hint="eastAsia"/>
+                <w:b/>
+                <w:bCs/>
+              </w:rPr>
+              <w:t xml:space="preserve">莫桑比克</w:t>
+            </w:r>
+            <w:r>
+              <w:rPr>
+                <w:b/>
+                <w:bCs/>
+              </w:rPr>
+              <w:t xml:space="preserve"> / </w:t>
+            </w:r>
+            <w:r>
+              <w:rPr>
+                <w:rFonts w:hint="eastAsia"/>
+                <w:b/>
+                <w:bCs/>
+              </w:rPr>
+              <w:t xml:space="preserve">科摩罗</w:t>
+            </w:r>
+          </w:p>
+        </w:tc>
+        <w:tc>
+          <w:tcPr/>
+          <w:p>
+            <w:pPr>
+              <w:pStyle w:val="Compact"/>
+            </w:pPr>
+            <w:r>
+              <w:rPr>
+                <w:rFonts w:hint="eastAsia"/>
+              </w:rPr>
+              <w:t xml:space="preserve">燃油抗议已现（ACLED</w:t>
+            </w:r>
+            <w:r>
+              <w:t xml:space="preserve"> </w:t>
+            </w:r>
+            <w:r>
+              <w:rPr>
+                <w:rFonts w:hint="eastAsia"/>
+              </w:rPr>
+              <w:t xml:space="preserve">警告将向非洲他处扩散）</w:t>
+            </w:r>
+          </w:p>
+        </w:tc>
+        <w:tc>
+          <w:tcPr/>
+          <w:p>
+            <w:pPr>
+              <w:pStyle w:val="Compact"/>
+            </w:pPr>
+            <w:r>
+              <w:t xml:space="preserve">Responsible Statecraft; ACLED</w:t>
             </w:r>
           </w:p>
         </w:tc>
@@ -3416,111 +3558,93 @@
         <w:t xml:space="preserve">最高</w:t>
       </w:r>
       <w:r>
-        <w:t xml:space="preserve"> </w:t>
-      </w:r>
-      <w:r>
-        <w:rPr>
-          <w:rFonts w:hint="eastAsia"/>
-        </w:rPr>
-        <w:t xml:space="preserve">breakeven（来源给</w:t>
-      </w:r>
-      <w:r>
-        <w:t xml:space="preserve"> $110-135 </w:t>
-      </w:r>
-      <w:r>
-        <w:rPr>
-          <w:rFonts w:hint="eastAsia"/>
-        </w:rPr>
-        <w:t xml:space="preserve">区间；</w:t>
-      </w:r>
-      <w:r>
-        <w:rPr>
-          <w:rFonts w:hint="eastAsia"/>
-          <w:b/>
-          <w:bCs/>
-        </w:rPr>
-        <w:t xml:space="preserve">之前用的</w:t>
-      </w:r>
-      <w:r>
-        <w:rPr>
-          <w:b/>
-          <w:bCs/>
-        </w:rPr>
+        <w:t xml:space="preserve"> breakeven</w:t>
+      </w:r>
+      <w:r>
+        <w:t xml:space="preserve"> </w:t>
+      </w:r>
+      <w:r>
+        <w:rPr>
+          <w:b/>
+          <w:bCs/>
+        </w:rPr>
+        <w:t xml:space="preserve">~$110</w:t>
+      </w:r>
+      <w:r>
+        <w:rPr>
+          <w:rFonts w:hint="eastAsia"/>
+        </w:rPr>
+        <w:t xml:space="preserve">（IMF</w:t>
+      </w:r>
+      <w:r>
+        <w:t xml:space="preserve"> Article IV 2026-01 </w:t>
+      </w:r>
+      <w:r>
+        <w:rPr>
+          <w:rFonts w:hint="eastAsia"/>
+        </w:rPr>
+        <w:t xml:space="preserve">结束确认；之前用的</w:t>
+      </w:r>
+      <w:r>
         <w:t xml:space="preserve"> $127 </w:t>
       </w:r>
       <w:r>
         <w:rPr>
           <w:rFonts w:hint="eastAsia"/>
-          <w:b/>
-          <w:bCs/>
-        </w:rPr>
-        <w:t xml:space="preserve">未经</w:t>
-      </w:r>
-      <w:r>
-        <w:rPr>
-          <w:b/>
-          <w:bCs/>
-        </w:rPr>
-        <w:t xml:space="preserve"> IMF Article IV </w:t>
-      </w:r>
-      <w:r>
-        <w:rPr>
-          <w:rFonts w:hint="eastAsia"/>
-          <w:b/>
-          <w:bCs/>
-        </w:rPr>
-        <w:t xml:space="preserve">直接确认，存疑</w:t>
-      </w:r>
-      <w:r>
-        <w:rPr>
-          <w:rFonts w:hint="eastAsia"/>
-        </w:rPr>
-        <w:t xml:space="preserve">）；2024</w:t>
-      </w:r>
-      <w:r>
-        <w:t xml:space="preserve"> </w:t>
-      </w:r>
-      <w:r>
-        <w:rPr>
-          <w:rFonts w:hint="eastAsia"/>
+        </w:rPr>
+        <w:t xml:space="preserve">已证伪）；</w:t>
+      </w:r>
+      <w:r>
+        <w:rPr>
+          <w:b/>
+          <w:bCs/>
+        </w:rPr>
+        <w:t xml:space="preserve">2024 </w:t>
+      </w:r>
+      <w:r>
+        <w:rPr>
+          <w:rFonts w:hint="eastAsia"/>
+          <w:b/>
+          <w:bCs/>
         </w:rPr>
         <w:t xml:space="preserve">赤字</w:t>
       </w:r>
       <w:r>
-        <w:t xml:space="preserve"> 10.5% </w:t>
-      </w:r>
-      <w:r>
-        <w:rPr>
-          <w:rFonts w:hint="eastAsia"/>
+        <w:rPr>
+          <w:b/>
+          <w:bCs/>
+        </w:rPr>
+        <w:t xml:space="preserve"> 11% </w:t>
+      </w:r>
+      <w:r>
+        <w:rPr>
+          <w:rFonts w:hint="eastAsia"/>
+          <w:b/>
+          <w:bCs/>
         </w:rPr>
         <w:t xml:space="preserve">GDP、债务</w:t>
       </w:r>
       <w:r>
-        <w:t xml:space="preserve"> 133.4% </w:t>
-      </w:r>
-      <w:r>
-        <w:rPr>
-          <w:rFonts w:hint="eastAsia"/>
-        </w:rPr>
-        <w:t xml:space="preserve">GDP；缓冲（Mumtalakat</w:t>
-      </w:r>
-      <w:r>
-        <w:t xml:space="preserve"> </w:t>
-      </w:r>
-      <w:r>
-        <w:rPr>
-          <w:rFonts w:hint="eastAsia"/>
-        </w:rPr>
-        <w:t xml:space="preserve">~$18-20B）比邻国低一个数量级，依赖沙特/UAE</w:t>
-      </w:r>
-      <w:r>
-        <w:t xml:space="preserve"> </w:t>
-      </w:r>
-      <w:r>
-        <w:rPr>
-          <w:rFonts w:hint="eastAsia"/>
-        </w:rPr>
-        <w:t xml:space="preserve">救助。</w:t>
+        <w:rPr>
+          <w:b/>
+          <w:bCs/>
+        </w:rPr>
+        <w:t xml:space="preserve"> 134% GDP</w:t>
+      </w:r>
+      <w:r>
+        <w:rPr>
+          <w:rFonts w:hint="eastAsia"/>
+        </w:rPr>
+        <w:t xml:space="preserve">；缓冲（Mumtalakat</w:t>
+      </w:r>
+      <w:r>
+        <w:t xml:space="preserve"> </w:t>
+      </w:r>
+      <w:r>
+        <w:rPr>
+          <w:rFonts w:hint="eastAsia"/>
+        </w:rPr>
+        <w:t xml:space="preserve">~$18-20B）比邻国低一个数量级，依赖沙特救助。</w:t>
       </w:r>
       <w:r>
         <w:t xml:space="preserve"> </w:t>
@@ -6003,16 +6127,82 @@
         <w:rPr>
           <w:rFonts w:hint="eastAsia"/>
         </w:rPr>
-        <w:t xml:space="preserve">：创纪录油价上调；燃料→运输→粮价链是经典抗议触发；暂无</w:t>
-      </w:r>
-      <w:r>
-        <w:t xml:space="preserve"> 2026 </w:t>
-      </w:r>
-      <w:r>
-        <w:rPr>
-          <w:rFonts w:hint="eastAsia"/>
-        </w:rPr>
-        <w:t xml:space="preserve">事件确认。</w:t>
+        <w:t xml:space="preserve">【已升级为事实】：</w:t>
+      </w:r>
+      <w:r>
+        <w:rPr>
+          <w:b/>
+          <w:bCs/>
+        </w:rPr>
+        <w:t xml:space="preserve">5/16-18 </w:t>
+      </w:r>
+      <w:r>
+        <w:rPr>
+          <w:rFonts w:hint="eastAsia"/>
+          <w:b/>
+          <w:bCs/>
+        </w:rPr>
+        <w:t xml:space="preserve">全国燃油抗议爆发</w:t>
+      </w:r>
+      <w:r>
+        <w:rPr>
+          <w:rFonts w:hint="eastAsia"/>
+        </w:rPr>
+        <w:t xml:space="preserve">，ACLED</w:t>
+      </w:r>
+      <w:r>
+        <w:t xml:space="preserve"> </w:t>
+      </w:r>
+      <w:r>
+        <w:rPr>
+          <w:rFonts w:hint="eastAsia"/>
+        </w:rPr>
+        <w:t xml:space="preserve">首日记录</w:t>
+      </w:r>
+      <w:r>
+        <w:t xml:space="preserve"> ≥8 </w:t>
+      </w:r>
+      <w:r>
+        <w:rPr>
+          <w:rFonts w:hint="eastAsia"/>
+        </w:rPr>
+        <w:t xml:space="preserve">死，全国交通罢工、焚烧执政党办公室、安全部队实弹。EPRA</w:t>
+      </w:r>
+      <w:r>
+        <w:t xml:space="preserve"> </w:t>
+      </w:r>
+      <w:r>
+        <w:rPr>
+          <w:rFonts w:hint="eastAsia"/>
+        </w:rPr>
+        <w:t xml:space="preserve">连续两月上调（24.2%</w:t>
+      </w:r>
+      <w:r>
+        <w:t xml:space="preserve"> + </w:t>
+      </w:r>
+      <w:r>
+        <w:rPr>
+          <w:rFonts w:hint="eastAsia"/>
+        </w:rPr>
+        <w:t xml:space="preserve">23.5%）。ACLED</w:t>
+      </w:r>
+      <w:r>
+        <w:t xml:space="preserve"> </w:t>
+      </w:r>
+      <w:r>
+        <w:rPr>
+          <w:rFonts w:hint="eastAsia"/>
+        </w:rPr>
+        <w:t xml:space="preserve">警告</w:t>
+      </w:r>
+      <w:r>
+        <w:t xml:space="preserve"> Finance Bill 2026 </w:t>
+      </w:r>
+      <w:r>
+        <w:rPr>
+          <w:rFonts w:hint="eastAsia"/>
+        </w:rPr>
+        <w:t xml:space="preserve">进一步撙节会再引爆。莫桑比克、科摩罗同期已现燃油抗议。</w:t>
       </w:r>
     </w:p>
     <w:p>
@@ -8023,49 +8213,66 @@
                 <w:b/>
                 <w:bCs/>
               </w:rPr>
-              <w:t xml:space="preserve">二档</w:t>
-            </w:r>
-          </w:p>
-        </w:tc>
-        <w:tc>
-          <w:tcPr/>
-          <w:p>
-            <w:pPr>
-              <w:pStyle w:val="Compact"/>
-            </w:pPr>
-            <w:r>
-              <w:rPr>
-                <w:rFonts w:hint="eastAsia"/>
-              </w:rPr>
-              <w:t xml:space="preserve">巴林</w:t>
-            </w:r>
-          </w:p>
-        </w:tc>
-        <w:tc>
-          <w:tcPr/>
-          <w:p>
-            <w:pPr>
-              <w:pStyle w:val="Compact"/>
-            </w:pPr>
-            <w:r>
-              <w:rPr>
-                <w:rFonts w:hint="eastAsia"/>
-              </w:rPr>
-              <w:t xml:space="preserve">是（骚乱+镇压）</w:t>
-            </w:r>
-          </w:p>
-        </w:tc>
-        <w:tc>
-          <w:tcPr/>
-          <w:p>
-            <w:pPr>
-              <w:pStyle w:val="Compact"/>
-            </w:pPr>
-            <w:r>
-              <w:rPr>
-                <w:rFonts w:hint="eastAsia"/>
-              </w:rPr>
-              <w:t xml:space="preserve">教派断层</w:t>
+              <w:t xml:space="preserve">一档</w:t>
+            </w:r>
+          </w:p>
+        </w:tc>
+        <w:tc>
+          <w:tcPr/>
+          <w:p>
+            <w:pPr>
+              <w:pStyle w:val="Compact"/>
+            </w:pPr>
+            <w:r>
+              <w:rPr>
+                <w:rFonts w:hint="eastAsia"/>
+              </w:rPr>
+              <w:t xml:space="preserve">肯尼亚</w:t>
+            </w:r>
+          </w:p>
+        </w:tc>
+        <w:tc>
+          <w:tcPr/>
+          <w:p>
+            <w:pPr>
+              <w:pStyle w:val="Compact"/>
+            </w:pPr>
+            <w:r>
+              <w:rPr>
+                <w:rFonts w:hint="eastAsia"/>
+                <w:b/>
+                <w:bCs/>
+              </w:rPr>
+              <w:t xml:space="preserve">是（5/16-18，≥8</w:t>
+            </w:r>
+            <w:r>
+              <w:rPr>
+                <w:b/>
+                <w:bCs/>
+              </w:rPr>
+              <w:t xml:space="preserve"> </w:t>
+            </w:r>
+            <w:r>
+              <w:rPr>
+                <w:rFonts w:hint="eastAsia"/>
+                <w:b/>
+                <w:bCs/>
+              </w:rPr>
+              <w:t xml:space="preserve">死）</w:t>
+            </w:r>
+          </w:p>
+        </w:tc>
+        <w:tc>
+          <w:tcPr/>
+          <w:p>
+            <w:pPr>
+              <w:pStyle w:val="Compact"/>
+            </w:pPr>
+            <w:r>
+              <w:rPr>
+                <w:rFonts w:hint="eastAsia"/>
+              </w:rPr>
+              <w:t xml:space="preserve">全国燃油抗议</w:t>
             </w:r>
             <w:r>
               <w:t xml:space="preserve"> + </w:t>
@@ -8074,44 +8281,62 @@
               <w:rPr>
                 <w:rFonts w:hint="eastAsia"/>
               </w:rPr>
-              <w:t xml:space="preserve">结构赤字；被沙特</w:t>
-            </w:r>
-            <w:r>
-              <w:t xml:space="preserve"> backstop </w:t>
-            </w:r>
-            <w:r>
-              <w:rPr>
-                <w:rFonts w:hint="eastAsia"/>
-              </w:rPr>
-              <w:t xml:space="preserve">封顶</w:t>
-            </w:r>
-          </w:p>
-        </w:tc>
-        <w:tc>
-          <w:tcPr/>
-          <w:p>
-            <w:pPr>
-              <w:pStyle w:val="Compact"/>
-            </w:pPr>
-            <w:r>
-              <w:rPr>
-                <w:rFonts w:hint="eastAsia"/>
-              </w:rPr>
-              <w:t xml:space="preserve">低（~$18-20B）</w:t>
-            </w:r>
-          </w:p>
-        </w:tc>
-        <w:tc>
-          <w:tcPr/>
-          <w:p>
-            <w:pPr>
-              <w:pStyle w:val="Compact"/>
-            </w:pPr>
-            <w:r>
-              <w:rPr>
-                <w:rFonts w:hint="eastAsia"/>
-              </w:rPr>
-              <w:t xml:space="preserve">中高</w:t>
+              <w:t xml:space="preserve">交通罢工</w:t>
+            </w:r>
+            <w:r>
+              <w:t xml:space="preserve"> + </w:t>
+            </w:r>
+            <w:r>
+              <w:rPr>
+                <w:rFonts w:hint="eastAsia"/>
+              </w:rPr>
+              <w:t xml:space="preserve">实弹镇压；Finance</w:t>
+            </w:r>
+            <w:r>
+              <w:t xml:space="preserve"> Bill 2026 </w:t>
+            </w:r>
+            <w:r>
+              <w:rPr>
+                <w:rFonts w:hint="eastAsia"/>
+              </w:rPr>
+              <w:t xml:space="preserve">再引爆风险</w:t>
+            </w:r>
+          </w:p>
+        </w:tc>
+        <w:tc>
+          <w:tcPr/>
+          <w:p>
+            <w:pPr>
+              <w:pStyle w:val="Compact"/>
+            </w:pPr>
+            <w:r>
+              <w:rPr>
+                <w:rFonts w:hint="eastAsia"/>
+              </w:rPr>
+              <w:t xml:space="preserve">低</w:t>
+            </w:r>
+          </w:p>
+        </w:tc>
+        <w:tc>
+          <w:tcPr/>
+          <w:p>
+            <w:pPr>
+              <w:pStyle w:val="Compact"/>
+            </w:pPr>
+            <w:r>
+              <w:rPr>
+                <w:rFonts w:hint="eastAsia"/>
+              </w:rPr>
+              <w:t xml:space="preserve">高（ACLED</w:t>
+            </w:r>
+            <w:r>
+              <w:t xml:space="preserve"> </w:t>
+            </w:r>
+            <w:r>
+              <w:rPr>
+                <w:rFonts w:hint="eastAsia"/>
+              </w:rPr>
+              <w:t xml:space="preserve">确认）</w:t>
             </w:r>
           </w:p>
         </w:tc>
@@ -8143,44 +8368,35 @@
               <w:rPr>
                 <w:rFonts w:hint="eastAsia"/>
               </w:rPr>
-              <w:t xml:space="preserve">菲律宾</w:t>
-            </w:r>
-          </w:p>
-        </w:tc>
-        <w:tc>
-          <w:tcPr/>
-          <w:p>
-            <w:pPr>
-              <w:pStyle w:val="Compact"/>
-            </w:pPr>
-            <w:r>
-              <w:rPr>
-                <w:rFonts w:hint="eastAsia"/>
-              </w:rPr>
-              <w:t xml:space="preserve">是（紧急状态+罢工）</w:t>
-            </w:r>
-          </w:p>
-        </w:tc>
-        <w:tc>
-          <w:tcPr/>
-          <w:p>
-            <w:pPr>
-              <w:pStyle w:val="Compact"/>
-            </w:pPr>
-            <w:r>
-              <w:rPr>
-                <w:rFonts w:hint="eastAsia"/>
-              </w:rPr>
-              <w:t xml:space="preserve">运输罢工</w:t>
-            </w:r>
-            <w:r>
-              <w:t xml:space="preserve"> + 98% ME </w:t>
-            </w:r>
-            <w:r>
-              <w:rPr>
-                <w:rFonts w:hint="eastAsia"/>
-              </w:rPr>
-              <w:t xml:space="preserve">油</w:t>
+              <w:t xml:space="preserve">巴林</w:t>
+            </w:r>
+          </w:p>
+        </w:tc>
+        <w:tc>
+          <w:tcPr/>
+          <w:p>
+            <w:pPr>
+              <w:pStyle w:val="Compact"/>
+            </w:pPr>
+            <w:r>
+              <w:rPr>
+                <w:rFonts w:hint="eastAsia"/>
+              </w:rPr>
+              <w:t xml:space="preserve">是（骚乱+镇压）</w:t>
+            </w:r>
+          </w:p>
+        </w:tc>
+        <w:tc>
+          <w:tcPr/>
+          <w:p>
+            <w:pPr>
+              <w:pStyle w:val="Compact"/>
+            </w:pPr>
+            <w:r>
+              <w:rPr>
+                <w:rFonts w:hint="eastAsia"/>
+              </w:rPr>
+              <w:t xml:space="preserve">教派断层</w:t>
             </w:r>
             <w:r>
               <w:t xml:space="preserve"> + </w:t>
@@ -8189,32 +8405,62 @@
               <w:rPr>
                 <w:rFonts w:hint="eastAsia"/>
               </w:rPr>
-              <w:t xml:space="preserve">贫困潮；机构在吸收</w:t>
-            </w:r>
-          </w:p>
-        </w:tc>
-        <w:tc>
-          <w:tcPr/>
-          <w:p>
-            <w:pPr>
-              <w:pStyle w:val="Compact"/>
-            </w:pPr>
-            <w:r>
-              <w:t xml:space="preserve">—</w:t>
-            </w:r>
-          </w:p>
-        </w:tc>
-        <w:tc>
-          <w:tcPr/>
-          <w:p>
-            <w:pPr>
-              <w:pStyle w:val="Compact"/>
-            </w:pPr>
-            <w:r>
-              <w:rPr>
-                <w:rFonts w:hint="eastAsia"/>
-              </w:rPr>
-              <w:t xml:space="preserve">中</w:t>
+              <w:t xml:space="preserve">结构赤字（breakeven</w:t>
+            </w:r>
+            <w:r>
+              <w:t xml:space="preserve"> </w:t>
+            </w:r>
+            <w:r>
+              <w:rPr>
+                <w:rFonts w:hint="eastAsia"/>
+              </w:rPr>
+              <w:t xml:space="preserve">$110、债务</w:t>
+            </w:r>
+            <w:r>
+              <w:t xml:space="preserve"> 134% </w:t>
+            </w:r>
+            <w:r>
+              <w:rPr>
+                <w:rFonts w:hint="eastAsia"/>
+              </w:rPr>
+              <w:t xml:space="preserve">GDP）；被沙特</w:t>
+            </w:r>
+            <w:r>
+              <w:t xml:space="preserve"> backstop </w:t>
+            </w:r>
+            <w:r>
+              <w:rPr>
+                <w:rFonts w:hint="eastAsia"/>
+              </w:rPr>
+              <w:t xml:space="preserve">封顶</w:t>
+            </w:r>
+          </w:p>
+        </w:tc>
+        <w:tc>
+          <w:tcPr/>
+          <w:p>
+            <w:pPr>
+              <w:pStyle w:val="Compact"/>
+            </w:pPr>
+            <w:r>
+              <w:rPr>
+                <w:rFonts w:hint="eastAsia"/>
+              </w:rPr>
+              <w:t xml:space="preserve">低（~$18-20B）</w:t>
+            </w:r>
+          </w:p>
+        </w:tc>
+        <w:tc>
+          <w:tcPr/>
+          <w:p>
+            <w:pPr>
+              <w:pStyle w:val="Compact"/>
+            </w:pPr>
+            <w:r>
+              <w:rPr>
+                <w:rFonts w:hint="eastAsia"/>
+              </w:rPr>
+              <w:t xml:space="preserve">中高</w:t>
             </w:r>
           </w:p>
         </w:tc>
@@ -8232,84 +8478,78 @@
                 <w:b/>
                 <w:bCs/>
               </w:rPr>
-              <w:t xml:space="preserve">三档</w:t>
-            </w:r>
-          </w:p>
-        </w:tc>
-        <w:tc>
-          <w:tcPr/>
-          <w:p>
-            <w:pPr>
-              <w:pStyle w:val="Compact"/>
-            </w:pPr>
-            <w:r>
-              <w:rPr>
-                <w:rFonts w:hint="eastAsia"/>
-              </w:rPr>
-              <w:t xml:space="preserve">埃及</w:t>
-            </w:r>
-          </w:p>
-        </w:tc>
-        <w:tc>
-          <w:tcPr/>
-          <w:p>
-            <w:pPr>
-              <w:pStyle w:val="Compact"/>
-            </w:pPr>
-            <w:r>
-              <w:rPr>
-                <w:rFonts w:hint="eastAsia"/>
-              </w:rPr>
-              <w:t xml:space="preserve">部分（燃油涨,面包守）</w:t>
-            </w:r>
-          </w:p>
-        </w:tc>
-        <w:tc>
-          <w:tcPr/>
-          <w:p>
-            <w:pPr>
-              <w:pStyle w:val="Compact"/>
-            </w:pPr>
-            <w:r>
-              <w:rPr>
-                <w:rFonts w:hint="eastAsia"/>
-              </w:rPr>
-              <w:t xml:space="preserve">面包补贴</w:t>
-            </w:r>
-            <w:r>
-              <w:t xml:space="preserve"> </w:t>
-            </w:r>
-            <w:r>
-              <w:rPr>
-                <w:rFonts w:hint="eastAsia"/>
-              </w:rPr>
-              <w:t xml:space="preserve">tripwire（若被触）+</w:t>
-            </w:r>
-            <w:r>
-              <w:t xml:space="preserve"> </w:t>
-            </w:r>
-            <w:r>
-              <w:rPr>
-                <w:rFonts w:hint="eastAsia"/>
-              </w:rPr>
-              <w:t xml:space="preserve">苏伊士收入损</w:t>
-            </w:r>
-          </w:p>
-        </w:tc>
-        <w:tc>
-          <w:tcPr/>
-          <w:p>
-            <w:pPr>
-              <w:pStyle w:val="Compact"/>
-            </w:pPr>
-            <w:r>
-              <w:t xml:space="preserve">IMF </w:t>
-            </w:r>
-            <w:r>
-              <w:rPr>
-                <w:rFonts w:hint="eastAsia"/>
-              </w:rPr>
-              <w:t xml:space="preserve">程序</w:t>
+              <w:t xml:space="preserve">二档</w:t>
+            </w:r>
+          </w:p>
+        </w:tc>
+        <w:tc>
+          <w:tcPr/>
+          <w:p>
+            <w:pPr>
+              <w:pStyle w:val="Compact"/>
+            </w:pPr>
+            <w:r>
+              <w:rPr>
+                <w:rFonts w:hint="eastAsia"/>
+              </w:rPr>
+              <w:t xml:space="preserve">菲律宾</w:t>
+            </w:r>
+          </w:p>
+        </w:tc>
+        <w:tc>
+          <w:tcPr/>
+          <w:p>
+            <w:pPr>
+              <w:pStyle w:val="Compact"/>
+            </w:pPr>
+            <w:r>
+              <w:rPr>
+                <w:rFonts w:hint="eastAsia"/>
+              </w:rPr>
+              <w:t xml:space="preserve">是（紧急状态+罢工）</w:t>
+            </w:r>
+          </w:p>
+        </w:tc>
+        <w:tc>
+          <w:tcPr/>
+          <w:p>
+            <w:pPr>
+              <w:pStyle w:val="Compact"/>
+            </w:pPr>
+            <w:r>
+              <w:rPr>
+                <w:rFonts w:hint="eastAsia"/>
+              </w:rPr>
+              <w:t xml:space="preserve">运输罢工</w:t>
+            </w:r>
+            <w:r>
+              <w:t xml:space="preserve"> + 98% ME </w:t>
+            </w:r>
+            <w:r>
+              <w:rPr>
+                <w:rFonts w:hint="eastAsia"/>
+              </w:rPr>
+              <w:t xml:space="preserve">油</w:t>
+            </w:r>
+            <w:r>
+              <w:t xml:space="preserve"> + </w:t>
+            </w:r>
+            <w:r>
+              <w:rPr>
+                <w:rFonts w:hint="eastAsia"/>
+              </w:rPr>
+              <w:t xml:space="preserve">贫困潮；机构在吸收</w:t>
+            </w:r>
+          </w:p>
+        </w:tc>
+        <w:tc>
+          <w:tcPr/>
+          <w:p>
+            <w:pPr>
+              <w:pStyle w:val="Compact"/>
+            </w:pPr>
+            <w:r>
+              <w:t xml:space="preserve">—</w:t>
             </w:r>
           </w:p>
         </w:tc>
@@ -8355,49 +8595,70 @@
               <w:rPr>
                 <w:rFonts w:hint="eastAsia"/>
               </w:rPr>
-              <w:t xml:space="preserve">肯尼亚</w:t>
-            </w:r>
-          </w:p>
-        </w:tc>
-        <w:tc>
-          <w:tcPr/>
-          <w:p>
-            <w:pPr>
-              <w:pStyle w:val="Compact"/>
-            </w:pPr>
-            <w:r>
-              <w:rPr>
-                <w:rFonts w:hint="eastAsia"/>
-              </w:rPr>
-              <w:t xml:space="preserve">部分（创纪录油价）</w:t>
-            </w:r>
-          </w:p>
-        </w:tc>
-        <w:tc>
-          <w:tcPr/>
-          <w:p>
-            <w:pPr>
-              <w:pStyle w:val="Compact"/>
-            </w:pPr>
-            <w:r>
-              <w:rPr>
-                <w:rFonts w:hint="eastAsia"/>
-              </w:rPr>
-              <w:t xml:space="preserve">燃料→运输→粮价链；暂无事件</w:t>
-            </w:r>
-          </w:p>
-        </w:tc>
-        <w:tc>
-          <w:tcPr/>
-          <w:p>
-            <w:pPr>
-              <w:pStyle w:val="Compact"/>
-            </w:pPr>
-            <w:r>
-              <w:rPr>
-                <w:rFonts w:hint="eastAsia"/>
-              </w:rPr>
-              <w:t xml:space="preserve">低</w:t>
+              <w:t xml:space="preserve">埃及</w:t>
+            </w:r>
+          </w:p>
+        </w:tc>
+        <w:tc>
+          <w:tcPr/>
+          <w:p>
+            <w:pPr>
+              <w:pStyle w:val="Compact"/>
+            </w:pPr>
+            <w:r>
+              <w:rPr>
+                <w:rFonts w:hint="eastAsia"/>
+              </w:rPr>
+              <w:t xml:space="preserve">部分（燃油涨,面包守）</w:t>
+            </w:r>
+          </w:p>
+        </w:tc>
+        <w:tc>
+          <w:tcPr/>
+          <w:p>
+            <w:pPr>
+              <w:pStyle w:val="Compact"/>
+            </w:pPr>
+            <w:r>
+              <w:rPr>
+                <w:rFonts w:hint="eastAsia"/>
+              </w:rPr>
+              <w:t xml:space="preserve">面包补贴</w:t>
+            </w:r>
+            <w:r>
+              <w:t xml:space="preserve"> </w:t>
+            </w:r>
+            <w:r>
+              <w:rPr>
+                <w:rFonts w:hint="eastAsia"/>
+              </w:rPr>
+              <w:t xml:space="preserve">tripwire（若被触）+</w:t>
+            </w:r>
+            <w:r>
+              <w:t xml:space="preserve"> </w:t>
+            </w:r>
+            <w:r>
+              <w:rPr>
+                <w:rFonts w:hint="eastAsia"/>
+              </w:rPr>
+              <w:t xml:space="preserve">苏伊士收入损</w:t>
+            </w:r>
+          </w:p>
+        </w:tc>
+        <w:tc>
+          <w:tcPr/>
+          <w:p>
+            <w:pPr>
+              <w:pStyle w:val="Compact"/>
+            </w:pPr>
+            <w:r>
+              <w:t xml:space="preserve">IMF </w:t>
+            </w:r>
+            <w:r>
+              <w:rPr>
+                <w:rFonts w:hint="eastAsia"/>
+              </w:rPr>
+              <w:t xml:space="preserve">程序</w:t>
             </w:r>
           </w:p>
         </w:tc>
@@ -9971,7 +10232,7 @@
     </w:p>
     <w:bookmarkEnd w:id="41"/>
     <w:bookmarkEnd w:id="42"/>
-    <w:bookmarkStart w:id="47" w:name="不确定性账本与数据缺口"/>
+    <w:bookmarkStart w:id="48" w:name="不确定性账本与数据缺口"/>
     <w:p>
       <w:pPr>
         <w:pStyle w:val="Heading2"/>
@@ -10122,19 +10383,16 @@
       </w:r>
     </w:p>
     <w:bookmarkEnd w:id="43"/>
-    <w:bookmarkStart w:id="44" w:name="single-source-存疑已标注"/>
+    <w:bookmarkStart w:id="44" w:name="已解决本轮核查补缺口2026-05-29"/>
     <w:p>
       <w:pPr>
         <w:pStyle w:val="Heading3"/>
       </w:pPr>
       <w:r>
-        <w:t xml:space="preserve">SINGLE-SOURCE / </w:t>
-      </w:r>
-      <w:r>
-        <w:rPr>
-          <w:rFonts w:hint="eastAsia"/>
-        </w:rPr>
-        <w:t xml:space="preserve">存疑（已标注）</w:t>
+        <w:rPr>
+          <w:rFonts w:hint="eastAsia"/>
+        </w:rPr>
+        <w:t xml:space="preserve">已解决（本轮核查补缺口，2026-05-29）</w:t>
       </w:r>
     </w:p>
     <w:p>
@@ -10148,67 +10406,83 @@
       <w:r>
         <w:rPr>
           <w:rFonts w:hint="eastAsia"/>
+          <w:b/>
+          <w:bCs/>
         </w:rPr>
         <w:t xml:space="preserve">巴林</w:t>
       </w:r>
       <w:r>
-        <w:t xml:space="preserve"> </w:t>
-      </w:r>
-      <w:r>
-        <w:rPr>
-          <w:rFonts w:hint="eastAsia"/>
-        </w:rPr>
-        <w:t xml:space="preserve">breakeven：来源给</w:t>
-      </w:r>
-      <w:r>
-        <w:t xml:space="preserve"> </w:t>
-      </w:r>
-      <w:r>
-        <w:rPr>
-          <w:rFonts w:hint="eastAsia"/>
-        </w:rPr>
-        <w:t xml:space="preserve">$110-135，</w:t>
-      </w:r>
-      <w:r>
-        <w:rPr>
-          <w:rFonts w:hint="eastAsia"/>
-          <w:b/>
-          <w:bCs/>
-        </w:rPr>
-        <w:t xml:space="preserve">之前用的</w:t>
-      </w:r>
-      <w:r>
-        <w:rPr>
-          <w:b/>
-          <w:bCs/>
-        </w:rPr>
+        <w:rPr>
+          <w:b/>
+          <w:bCs/>
+        </w:rPr>
+        <w:t xml:space="preserve"> breakeven </w:t>
+      </w:r>
+      <w:r>
+        <w:rPr>
+          <w:rFonts w:hint="eastAsia"/>
+          <w:b/>
+          <w:bCs/>
+        </w:rPr>
+        <w:t xml:space="preserve">已确认</w:t>
+      </w:r>
+      <w:r>
+        <w:rPr>
+          <w:b/>
+          <w:bCs/>
+        </w:rPr>
+        <w:t xml:space="preserve"> ~$110</w:t>
+      </w:r>
+      <w:r>
+        <w:rPr>
+          <w:rFonts w:hint="eastAsia"/>
+        </w:rPr>
+        <w:t xml:space="preserve">（IMF</w:t>
+      </w:r>
+      <w:r>
+        <w:t xml:space="preserve"> Article IV </w:t>
+      </w:r>
+      <w:r>
+        <w:rPr>
+          <w:rFonts w:hint="eastAsia"/>
+        </w:rPr>
+        <w:t xml:space="preserve">2026-01）；2024</w:t>
+      </w:r>
+      <w:r>
+        <w:t xml:space="preserve"> </w:t>
+      </w:r>
+      <w:r>
+        <w:rPr>
+          <w:rFonts w:hint="eastAsia"/>
+        </w:rPr>
+        <w:t xml:space="preserve">赤字</w:t>
+      </w:r>
+      <w:r>
+        <w:t xml:space="preserve"> 11% </w:t>
+      </w:r>
+      <w:r>
+        <w:rPr>
+          <w:rFonts w:hint="eastAsia"/>
+        </w:rPr>
+        <w:t xml:space="preserve">GDP、债务</w:t>
+      </w:r>
+      <w:r>
+        <w:t xml:space="preserve"> 134% </w:t>
+      </w:r>
+      <w:r>
+        <w:rPr>
+          <w:rFonts w:hint="eastAsia"/>
+        </w:rPr>
+        <w:t xml:space="preserve">GDP。之前的</w:t>
+      </w:r>
+      <w:r>
         <w:t xml:space="preserve"> $127 </w:t>
       </w:r>
       <w:r>
         <w:rPr>
           <w:rFonts w:hint="eastAsia"/>
-          <w:b/>
-          <w:bCs/>
-        </w:rPr>
-        <w:t xml:space="preserve">未经</w:t>
-      </w:r>
-      <w:r>
-        <w:rPr>
-          <w:b/>
-          <w:bCs/>
-        </w:rPr>
-        <w:t xml:space="preserve"> IMF </w:t>
-      </w:r>
-      <w:r>
-        <w:rPr>
-          <w:rFonts w:hint="eastAsia"/>
-          <w:b/>
-          <w:bCs/>
-        </w:rPr>
-        <w:t xml:space="preserve">直接确认</w:t>
-      </w:r>
-      <w:r>
-        <w:t xml:space="preserve">。</w:t>
+        </w:rPr>
+        <w:t xml:space="preserve">已证伪。</w:t>
       </w:r>
     </w:p>
     <w:p>
@@ -10222,37 +10496,43 @@
       <w:r>
         <w:rPr>
           <w:rFonts w:hint="eastAsia"/>
-        </w:rPr>
-        <w:t xml:space="preserve">巴基斯坦”四天工作周”：Soufan</w:t>
-      </w:r>
-      <w:r>
-        <w:t xml:space="preserve"> </w:t>
-      </w:r>
-      <w:r>
-        <w:rPr>
-          <w:rFonts w:hint="eastAsia"/>
-        </w:rPr>
-        <w:t xml:space="preserve">断言，Carbon</w:t>
-      </w:r>
-      <w:r>
-        <w:t xml:space="preserve"> Brief </w:t>
-      </w:r>
-      <w:r>
-        <w:rPr>
-          <w:rFonts w:hint="eastAsia"/>
-        </w:rPr>
-        <w:t xml:space="preserve">未列——巴基斯坦特定</w:t>
-      </w:r>
-      <w:r>
-        <w:rPr>
-          <w:rFonts w:hint="eastAsia"/>
-          <w:b/>
-          <w:bCs/>
-        </w:rPr>
-        <w:t xml:space="preserve">未确认</w:t>
-      </w:r>
-      <w:r>
-        <w:t xml:space="preserve">。</w:t>
+          <w:b/>
+          <w:bCs/>
+        </w:rPr>
+        <w:t xml:space="preserve">肯尼亚已从”部分/推演”升级为”事实”</w:t>
+      </w:r>
+      <w:r>
+        <w:rPr>
+          <w:rFonts w:hint="eastAsia"/>
+        </w:rPr>
+        <w:t xml:space="preserve">：5/16-18</w:t>
+      </w:r>
+      <w:r>
+        <w:t xml:space="preserve"> </w:t>
+      </w:r>
+      <w:r>
+        <w:rPr>
+          <w:rFonts w:hint="eastAsia"/>
+        </w:rPr>
+        <w:t xml:space="preserve">全国燃油抗议，ACLED</w:t>
+      </w:r>
+      <w:r>
+        <w:t xml:space="preserve"> </w:t>
+      </w:r>
+      <w:r>
+        <w:rPr>
+          <w:rFonts w:hint="eastAsia"/>
+        </w:rPr>
+        <w:t xml:space="preserve">记录首日</w:t>
+      </w:r>
+      <w:r>
+        <w:t xml:space="preserve"> ≥8 </w:t>
+      </w:r>
+      <w:r>
+        <w:rPr>
+          <w:rFonts w:hint="eastAsia"/>
+        </w:rPr>
+        <w:t xml:space="preserve">死、全国罢工、实弹镇压。莫桑比克/科摩罗同期已现。</w:t>
       </w:r>
     </w:p>
     <w:p>
@@ -10266,168 +10546,203 @@
       <w:r>
         <w:rPr>
           <w:rFonts w:hint="eastAsia"/>
-        </w:rPr>
-        <w:t xml:space="preserve">越南石油来源：Soufan（科威特</w:t>
-      </w:r>
-      <w:r>
-        <w:t xml:space="preserve"> </w:t>
-      </w:r>
-      <w:r>
-        <w:rPr>
-          <w:rFonts w:hint="eastAsia"/>
-        </w:rPr>
-        <w:t xml:space="preserve">85%）vs</w:t>
-      </w:r>
-      <w:r>
-        <w:t xml:space="preserve"> </w:t>
-      </w:r>
-      <w:r>
-        <w:rPr>
-          <w:rFonts w:hint="eastAsia"/>
-        </w:rPr>
-        <w:t xml:space="preserve">Wikipedia（中国/泰国）冲突。</w:t>
-      </w:r>
-    </w:p>
-    <w:p>
-      <w:pPr>
-        <w:pStyle w:val="Compact"/>
-        <w:numPr>
-          <w:ilvl w:val="0"/>
-          <w:numId w:val="1022"/>
-        </w:numPr>
-      </w:pPr>
-      <w:r>
-        <w:rPr>
-          <w:rFonts w:hint="eastAsia"/>
-        </w:rPr>
-        <w:t xml:space="preserve">伊朗派系细节（Vahidi/Zolghadr/Hejazi）：高度依赖</w:t>
-      </w:r>
-      <w:r>
-        <w:t xml:space="preserve"> Iran </w:t>
-      </w:r>
-      <w:r>
-        <w:rPr>
-          <w:rFonts w:hint="eastAsia"/>
-        </w:rPr>
-        <w:t xml:space="preserve">International（反对派背景）。</w:t>
-      </w:r>
-    </w:p>
-    <w:p>
-      <w:pPr>
-        <w:pStyle w:val="Compact"/>
-        <w:numPr>
-          <w:ilvl w:val="0"/>
-          <w:numId w:val="1022"/>
-        </w:numPr>
-      </w:pPr>
-      <w:r>
-        <w:rPr>
-          <w:rFonts w:hint="eastAsia"/>
-        </w:rPr>
-        <w:t xml:space="preserve">伊朗死亡数跨度</w:t>
-      </w:r>
-      <w:r>
-        <w:t xml:space="preserve"> </w:t>
-      </w:r>
-      <w:r>
-        <w:rPr>
-          <w:rFonts w:hint="eastAsia"/>
-        </w:rPr>
-        <w:t xml:space="preserve">3,117（政府）到</w:t>
-      </w:r>
-      <w:r>
-        <w:t xml:space="preserve"> </w:t>
-      </w:r>
-      <w:r>
-        <w:rPr>
-          <w:rFonts w:hint="eastAsia"/>
-        </w:rPr>
-        <w:t xml:space="preserve">36,500（Iran</w:t>
-      </w:r>
-      <w:r>
-        <w:t xml:space="preserve"> </w:t>
-      </w:r>
-      <w:r>
-        <w:rPr>
-          <w:rFonts w:hint="eastAsia"/>
-        </w:rPr>
-        <w:t xml:space="preserve">International）；~30,000</w:t>
-      </w:r>
-      <w:r>
-        <w:t xml:space="preserve"> </w:t>
-      </w:r>
-      <w:r>
-        <w:rPr>
-          <w:rFonts w:hint="eastAsia"/>
-        </w:rPr>
-        <w:t xml:space="preserve">是中位医疗估计，应引区间。</w:t>
-      </w:r>
-    </w:p>
-    <w:p>
-      <w:pPr>
-        <w:pStyle w:val="Compact"/>
-        <w:numPr>
-          <w:ilvl w:val="0"/>
-          <w:numId w:val="1022"/>
-        </w:numPr>
-      </w:pPr>
-      <w:r>
-        <w:rPr>
-          <w:rFonts w:hint="eastAsia"/>
-        </w:rPr>
-        <w:t xml:space="preserve">沙特财政盈余</w:t>
-      </w:r>
-      <w:r>
-        <w:t xml:space="preserve"> </w:t>
-      </w:r>
-      <w:r>
-        <w:rPr>
-          <w:rFonts w:hint="eastAsia"/>
-        </w:rPr>
-        <w:t xml:space="preserve">windfall：House</w:t>
-      </w:r>
-      <w:r>
-        <w:t xml:space="preserve"> of Saud </w:t>
-      </w:r>
-      <w:r>
-        <w:rPr>
-          <w:rFonts w:hint="eastAsia"/>
-        </w:rPr>
-        <w:t xml:space="preserve">来源偏宣传，与</w:t>
-      </w:r>
-      <w:r>
-        <w:t xml:space="preserve"> Goldman GDP −3~−5% </w:t>
-      </w:r>
-      <w:r>
-        <w:rPr>
-          <w:rFonts w:hint="eastAsia"/>
-        </w:rPr>
-        <w:t xml:space="preserve">并存——盈余指财政平衡，收缩指</w:t>
-      </w:r>
-      <w:r>
-        <w:t xml:space="preserve"> </w:t>
-      </w:r>
-      <w:r>
-        <w:rPr>
-          <w:rFonts w:hint="eastAsia"/>
-        </w:rPr>
-        <w:t xml:space="preserve">GDP，可同真但须谨慎。</w:t>
+          <w:b/>
+          <w:bCs/>
+        </w:rPr>
+        <w:t xml:space="preserve">半导体损失估计已解决——且修正了”灾难”框架</w:t>
+      </w:r>
+      <w:r>
+        <w:rPr>
+          <w:rFonts w:hint="eastAsia"/>
+        </w:rPr>
+        <w:t xml:space="preserve">：核查四次历史氦短缺（2006-07/2011-13/2018-20/2021-22）全都只涨价、没停产；氦</w:t>
+      </w:r>
+      <w:r>
+        <w:t xml:space="preserve"> &lt;1% </w:t>
+      </w:r>
+      <w:r>
+        <w:rPr>
+          <w:rFonts w:hint="eastAsia"/>
+        </w:rPr>
+        <w:t xml:space="preserve">晶圆成本（TrendForce）；先进</w:t>
+      </w:r>
+      <w:r>
+        <w:t xml:space="preserve"> fab </w:t>
+      </w:r>
+      <w:r>
+        <w:rPr>
+          <w:rFonts w:hint="eastAsia"/>
+        </w:rPr>
+        <w:t xml:space="preserve">回收率</w:t>
+      </w:r>
+      <w:r>
+        <w:t xml:space="preserve"> </w:t>
+      </w:r>
+      <w:r>
+        <w:rPr>
+          <w:rFonts w:hint="eastAsia"/>
+        </w:rPr>
+        <w:t xml:space="preserve">80-95%；芯片在氦分配序列最顶端；Oxford</w:t>
+      </w:r>
+      <w:r>
+        <w:t xml:space="preserve"> Economics + TSMC </w:t>
+      </w:r>
+      <w:r>
+        <w:rPr>
+          <w:rFonts w:hint="eastAsia"/>
+        </w:rPr>
+        <w:t xml:space="preserve">一致认为无显著产出威胁。构造性估算氦成本传导</w:t>
+      </w:r>
+      <w:r>
+        <w:t xml:space="preserve"> ~$5-15 </w:t>
+      </w:r>
+      <w:r>
+        <w:rPr>
+          <w:rFonts w:hint="eastAsia"/>
+        </w:rPr>
+        <w:t xml:space="preserve">亿（&lt;0.1%</w:t>
+      </w:r>
+      <w:r>
+        <w:t xml:space="preserve"> </w:t>
+      </w:r>
+      <w:r>
+        <w:rPr>
+          <w:rFonts w:hint="eastAsia"/>
+        </w:rPr>
+        <w:t xml:space="preserve">全球半导体市场），几乎全转嫁。</w:t>
+      </w:r>
+      <w:r>
+        <w:rPr>
+          <w:rFonts w:hint="eastAsia"/>
+          <w:b/>
+          <w:bCs/>
+        </w:rPr>
+        <w:t xml:space="preserve">结论：氦不是</w:t>
+      </w:r>
+      <w:r>
+        <w:rPr>
+          <w:b/>
+          <w:bCs/>
+        </w:rPr>
+        <w:t xml:space="preserve"> IMPOSSIBLE </w:t>
+      </w:r>
+      <w:r>
+        <w:rPr>
+          <w:rFonts w:hint="eastAsia"/>
+          <w:b/>
+          <w:bCs/>
+        </w:rPr>
+        <w:t xml:space="preserve">硬约束而是可管理成本（与</w:t>
+      </w:r>
+      <w:r>
+        <w:rPr>
+          <w:b/>
+          <w:bCs/>
+        </w:rPr>
+        <w:t xml:space="preserve"> </w:t>
+      </w:r>
+      <w:r>
+        <w:rPr>
+          <w:rFonts w:hint="eastAsia"/>
+          <w:b/>
+          <w:bCs/>
+        </w:rPr>
+        <w:t xml:space="preserve">LNG→发电同构）；真正的半导体硬约束是</w:t>
+      </w:r>
+      <w:r>
+        <w:rPr>
+          <w:b/>
+          <w:bCs/>
+        </w:rPr>
+        <w:t xml:space="preserve"> </w:t>
+      </w:r>
+      <w:r>
+        <w:rPr>
+          <w:rFonts w:hint="eastAsia"/>
+          <w:b/>
+          <w:bCs/>
+        </w:rPr>
+        <w:t xml:space="preserve">LNG→电网（台湾</w:t>
+      </w:r>
+      <w:r>
+        <w:rPr>
+          <w:b/>
+          <w:bCs/>
+        </w:rPr>
+        <w:t xml:space="preserve"> 47% </w:t>
+      </w:r>
+      <w:r>
+        <w:rPr>
+          <w:rFonts w:hint="eastAsia"/>
+          <w:b/>
+          <w:bCs/>
+        </w:rPr>
+        <w:t xml:space="preserve">气电、储备</w:t>
+      </w:r>
+      <w:r>
+        <w:rPr>
+          <w:b/>
+          <w:bCs/>
+        </w:rPr>
+        <w:t xml:space="preserve"> 8-11 </w:t>
+      </w:r>
+      <w:r>
+        <w:rPr>
+          <w:rFonts w:hint="eastAsia"/>
+          <w:b/>
+          <w:bCs/>
+        </w:rPr>
+        <w:t xml:space="preserve">天），而那也是煤可替代的</w:t>
+      </w:r>
+      <w:r>
+        <w:rPr>
+          <w:b/>
+          <w:bCs/>
+        </w:rPr>
+        <w:t xml:space="preserve"> SLOW。</w:t>
+      </w:r>
+      <w:r>
+        <w:t xml:space="preserve"> </w:t>
+      </w:r>
+      <w:r>
+        <w:rPr>
+          <w:rFonts w:hint="eastAsia"/>
+        </w:rPr>
+        <w:t xml:space="preserve">尾部停产仅在</w:t>
+      </w:r>
+      <w:r>
+        <w:t xml:space="preserve"> &gt;90 </w:t>
+      </w:r>
+      <w:r>
+        <w:rPr>
+          <w:rFonts w:hint="eastAsia"/>
+        </w:rPr>
+        <w:t xml:space="preserve">天全封锁</w:t>
+      </w:r>
+      <w:r>
+        <w:t xml:space="preserve"> + </w:t>
+      </w:r>
+      <w:r>
+        <w:rPr>
+          <w:rFonts w:hint="eastAsia"/>
+        </w:rPr>
+        <w:t xml:space="preserve">多元化失败，且芯片最后停。</w:t>
       </w:r>
     </w:p>
     <w:bookmarkEnd w:id="44"/>
-    <w:bookmarkStart w:id="45" w:name="not-found明确缺口"/>
+    <w:bookmarkStart w:id="45" w:name="single-source-存疑已标注"/>
     <w:p>
       <w:pPr>
         <w:pStyle w:val="Heading3"/>
       </w:pPr>
       <w:r>
-        <w:t xml:space="preserve">NOT </w:t>
-      </w:r>
-      <w:r>
-        <w:rPr>
-          <w:rFonts w:hint="eastAsia"/>
-        </w:rPr>
-        <w:t xml:space="preserve">FOUND（明确缺口）</w:t>
+        <w:t xml:space="preserve">SINGLE-SOURCE / </w:t>
+      </w:r>
+      <w:r>
+        <w:rPr>
+          <w:rFonts w:hint="eastAsia"/>
+        </w:rPr>
+        <w:t xml:space="preserve">存疑（已标注）</w:t>
       </w:r>
     </w:p>
     <w:p>
@@ -10442,16 +10757,36 @@
         <w:rPr>
           <w:rFonts w:hint="eastAsia"/>
         </w:rPr>
-        <w:t xml:space="preserve">半导体产出/GDP</w:t>
-      </w:r>
-      <w:r>
-        <w:t xml:space="preserve"> </w:t>
-      </w:r>
-      <w:r>
-        <w:rPr>
-          <w:rFonts w:hint="eastAsia"/>
-        </w:rPr>
-        <w:t xml:space="preserve">损失（韩、台）：仅有氦依赖度，无机构发表损失估计。</w:t>
+        <w:t xml:space="preserve">巴基斯坦”四天工作周”：Soufan</w:t>
+      </w:r>
+      <w:r>
+        <w:t xml:space="preserve"> </w:t>
+      </w:r>
+      <w:r>
+        <w:rPr>
+          <w:rFonts w:hint="eastAsia"/>
+        </w:rPr>
+        <w:t xml:space="preserve">断言，Carbon</w:t>
+      </w:r>
+      <w:r>
+        <w:t xml:space="preserve"> Brief </w:t>
+      </w:r>
+      <w:r>
+        <w:rPr>
+          <w:rFonts w:hint="eastAsia"/>
+        </w:rPr>
+        <w:t xml:space="preserve">未列——巴基斯坦特定</w:t>
+      </w:r>
+      <w:r>
+        <w:rPr>
+          <w:rFonts w:hint="eastAsia"/>
+          <w:b/>
+          <w:bCs/>
+        </w:rPr>
+        <w:t xml:space="preserve">未确认</w:t>
+      </w:r>
+      <w:r>
+        <w:t xml:space="preserve">。</w:t>
       </w:r>
     </w:p>
     <w:p>
@@ -10466,16 +10801,25 @@
         <w:rPr>
           <w:rFonts w:hint="eastAsia"/>
         </w:rPr>
-        <w:t xml:space="preserve">日本单独</w:t>
-      </w:r>
-      <w:r>
-        <w:t xml:space="preserve"> GDP </w:t>
-      </w:r>
-      <w:r>
-        <w:rPr>
-          <w:rFonts w:hint="eastAsia"/>
-        </w:rPr>
-        <w:t xml:space="preserve">损失数字。</w:t>
+        <w:t xml:space="preserve">越南石油来源：Soufan（科威特</w:t>
+      </w:r>
+      <w:r>
+        <w:t xml:space="preserve"> </w:t>
+      </w:r>
+      <w:r>
+        <w:rPr>
+          <w:rFonts w:hint="eastAsia"/>
+        </w:rPr>
+        <w:t xml:space="preserve">85%）vs</w:t>
+      </w:r>
+      <w:r>
+        <w:t xml:space="preserve"> </w:t>
+      </w:r>
+      <w:r>
+        <w:rPr>
+          <w:rFonts w:hint="eastAsia"/>
+        </w:rPr>
+        <w:t xml:space="preserve">Wikipedia（中国/泰国）冲突。</w:t>
       </w:r>
     </w:p>
     <w:p>
@@ -10490,43 +10834,16 @@
         <w:rPr>
           <w:rFonts w:hint="eastAsia"/>
         </w:rPr>
-        <w:t xml:space="preserve">孟加拉/斯里兰卡/约旦/撒哈拉以南国别</w:t>
-      </w:r>
-      <w:r>
-        <w:t xml:space="preserve"> </w:t>
-      </w:r>
-      <w:r>
-        <w:rPr>
-          <w:rFonts w:hint="eastAsia"/>
-        </w:rPr>
-        <w:t xml:space="preserve">GDP/财政估计（仅</w:t>
-      </w:r>
-      <w:r>
-        <w:t xml:space="preserve"> IMF </w:t>
-      </w:r>
-      <w:r>
-        <w:rPr>
-          <w:rFonts w:hint="eastAsia"/>
-        </w:rPr>
-        <w:t xml:space="preserve">定性</w:t>
-      </w:r>
-      <w:r>
-        <w:t xml:space="preserve"> + Kiel </w:t>
-      </w:r>
-      <w:r>
-        <w:rPr>
-          <w:rFonts w:hint="eastAsia"/>
-        </w:rPr>
-        <w:t xml:space="preserve">粮价，Kiel</w:t>
-      </w:r>
-      <w:r>
-        <w:t xml:space="preserve"> </w:t>
-      </w:r>
-      <w:r>
-        <w:rPr>
-          <w:rFonts w:hint="eastAsia"/>
-        </w:rPr>
-        <w:t xml:space="preserve">不含撒哈拉以南）。</w:t>
+        <w:t xml:space="preserve">伊朗派系细节（Vahidi/Zolghadr/Hejazi）：高度依赖</w:t>
+      </w:r>
+      <w:r>
+        <w:t xml:space="preserve"> Iran </w:t>
+      </w:r>
+      <w:r>
+        <w:rPr>
+          <w:rFonts w:hint="eastAsia"/>
+        </w:rPr>
+        <w:t xml:space="preserve">International（反对派背景）。</w:t>
       </w:r>
     </w:p>
     <w:p>
@@ -10538,22 +10855,46 @@
         </w:numPr>
       </w:pPr>
       <w:r>
-        <w:t xml:space="preserve">RAND/Wilson/MEI/INSS/ICG </w:t>
-      </w:r>
-      <w:r>
-        <w:rPr>
-          <w:rFonts w:hint="eastAsia"/>
-        </w:rPr>
-        <w:t xml:space="preserve">的</w:t>
-      </w:r>
-      <w:r>
-        <w:t xml:space="preserve"> 2026 </w:t>
-      </w:r>
-      <w:r>
-        <w:rPr>
-          <w:rFonts w:hint="eastAsia"/>
-        </w:rPr>
-        <w:t xml:space="preserve">霍尔木兹政治不稳定专题报告。</w:t>
+        <w:rPr>
+          <w:rFonts w:hint="eastAsia"/>
+        </w:rPr>
+        <w:t xml:space="preserve">伊朗死亡数跨度</w:t>
+      </w:r>
+      <w:r>
+        <w:t xml:space="preserve"> </w:t>
+      </w:r>
+      <w:r>
+        <w:rPr>
+          <w:rFonts w:hint="eastAsia"/>
+        </w:rPr>
+        <w:t xml:space="preserve">3,117（政府）到</w:t>
+      </w:r>
+      <w:r>
+        <w:t xml:space="preserve"> </w:t>
+      </w:r>
+      <w:r>
+        <w:rPr>
+          <w:rFonts w:hint="eastAsia"/>
+        </w:rPr>
+        <w:t xml:space="preserve">36,500（Iran</w:t>
+      </w:r>
+      <w:r>
+        <w:t xml:space="preserve"> </w:t>
+      </w:r>
+      <w:r>
+        <w:rPr>
+          <w:rFonts w:hint="eastAsia"/>
+        </w:rPr>
+        <w:t xml:space="preserve">International）；~30,000</w:t>
+      </w:r>
+      <w:r>
+        <w:t xml:space="preserve"> </w:t>
+      </w:r>
+      <w:r>
+        <w:rPr>
+          <w:rFonts w:hint="eastAsia"/>
+        </w:rPr>
+        <w:t xml:space="preserve">是中位医疗估计，应引区间。</w:t>
       </w:r>
     </w:p>
     <w:p>
@@ -10565,124 +10906,62 @@
         </w:numPr>
       </w:pPr>
       <w:r>
-        <w:t xml:space="preserve">EIU/Control </w:t>
-      </w:r>
-      <w:r>
-        <w:rPr>
-          <w:rFonts w:hint="eastAsia"/>
-        </w:rPr>
-        <w:t xml:space="preserve">Risks（专题）/Fitch-BMI/Capital</w:t>
-      </w:r>
-      <w:r>
-        <w:t xml:space="preserve"> Economics/S&amp;P-Moody’s/McKinsey </w:t>
-      </w:r>
-      <w:r>
-        <w:rPr>
-          <w:rFonts w:hint="eastAsia"/>
-        </w:rPr>
-        <w:t xml:space="preserve">的</w:t>
-      </w:r>
-      <w:r>
-        <w:t xml:space="preserve"> 2026 </w:t>
-      </w:r>
-      <w:r>
-        <w:rPr>
-          <w:rFonts w:hint="eastAsia"/>
-        </w:rPr>
-        <w:t xml:space="preserve">霍尔木兹政治风险产品。</w:t>
-      </w:r>
-    </w:p>
-    <w:p>
-      <w:pPr>
-        <w:pStyle w:val="Compact"/>
-        <w:numPr>
-          <w:ilvl w:val="0"/>
-          <w:numId w:val="1023"/>
-        </w:numPr>
-      </w:pPr>
-      <w:r>
-        <w:rPr>
-          <w:rFonts w:hint="eastAsia"/>
-        </w:rPr>
-        <w:t xml:space="preserve">伊拉克</w:t>
-      </w:r>
-      <w:r>
-        <w:t xml:space="preserve"> Tishreen </w:t>
-      </w:r>
-      <w:r>
-        <w:rPr>
-          <w:rFonts w:hint="eastAsia"/>
-        </w:rPr>
-        <w:t xml:space="preserve">式</w:t>
-      </w:r>
-      <w:r>
-        <w:t xml:space="preserve"> 2026 </w:t>
-      </w:r>
-      <w:r>
-        <w:rPr>
-          <w:rFonts w:hint="eastAsia"/>
-        </w:rPr>
-        <w:t xml:space="preserve">薪资暴动：</w:t>
-      </w:r>
-      <w:r>
-        <w:rPr>
-          <w:rFonts w:hint="eastAsia"/>
-          <w:b/>
-          <w:bCs/>
-        </w:rPr>
-        <w:t xml:space="preserve">潜在机制，未实现</w:t>
-      </w:r>
-      <w:r>
-        <w:rPr>
-          <w:rFonts w:hint="eastAsia"/>
-        </w:rPr>
-        <w:t xml:space="preserve">（已发生的是反战</w:t>
-      </w:r>
-      <w:r>
-        <w:t xml:space="preserve"> Sadrist </w:t>
-      </w:r>
-      <w:r>
-        <w:rPr>
-          <w:rFonts w:hint="eastAsia"/>
-        </w:rPr>
-        <w:t xml:space="preserve">抗议）。</w:t>
-      </w:r>
-    </w:p>
-    <w:p>
-      <w:pPr>
-        <w:pStyle w:val="Compact"/>
-        <w:numPr>
-          <w:ilvl w:val="0"/>
-          <w:numId w:val="1023"/>
-        </w:numPr>
-      </w:pPr>
-      <w:r>
-        <w:rPr>
-          <w:rFonts w:hint="eastAsia"/>
-        </w:rPr>
-        <w:t xml:space="preserve">东部沙特（Qatif）/科威特</w:t>
-      </w:r>
-      <w:r>
-        <w:t xml:space="preserve"> Bidoon 2026 </w:t>
-      </w:r>
-      <w:r>
-        <w:rPr>
-          <w:rFonts w:hint="eastAsia"/>
-        </w:rPr>
-        <w:t xml:space="preserve">特定动员：潜在，未激活。</w:t>
+        <w:rPr>
+          <w:rFonts w:hint="eastAsia"/>
+        </w:rPr>
+        <w:t xml:space="preserve">沙特财政盈余</w:t>
+      </w:r>
+      <w:r>
+        <w:t xml:space="preserve"> </w:t>
+      </w:r>
+      <w:r>
+        <w:rPr>
+          <w:rFonts w:hint="eastAsia"/>
+        </w:rPr>
+        <w:t xml:space="preserve">windfall：House</w:t>
+      </w:r>
+      <w:r>
+        <w:t xml:space="preserve"> of Saud </w:t>
+      </w:r>
+      <w:r>
+        <w:rPr>
+          <w:rFonts w:hint="eastAsia"/>
+        </w:rPr>
+        <w:t xml:space="preserve">来源偏宣传，与</w:t>
+      </w:r>
+      <w:r>
+        <w:t xml:space="preserve"> Goldman GDP −3~−5% </w:t>
+      </w:r>
+      <w:r>
+        <w:rPr>
+          <w:rFonts w:hint="eastAsia"/>
+        </w:rPr>
+        <w:t xml:space="preserve">并存——盈余指财政平衡，收缩指</w:t>
+      </w:r>
+      <w:r>
+        <w:t xml:space="preserve"> </w:t>
+      </w:r>
+      <w:r>
+        <w:rPr>
+          <w:rFonts w:hint="eastAsia"/>
+        </w:rPr>
+        <w:t xml:space="preserve">GDP，可同真但须谨慎。</w:t>
       </w:r>
     </w:p>
     <w:bookmarkEnd w:id="45"/>
-    <w:bookmarkStart w:id="46" w:name="建议下一步核查"/>
+    <w:bookmarkStart w:id="46" w:name="not-found明确缺口"/>
     <w:p>
       <w:pPr>
         <w:pStyle w:val="Heading3"/>
       </w:pPr>
       <w:r>
-        <w:rPr>
-          <w:rFonts w:hint="eastAsia"/>
-        </w:rPr>
-        <w:t xml:space="preserve">建议下一步核查</w:t>
+        <w:t xml:space="preserve">NOT </w:t>
+      </w:r>
+      <w:r>
+        <w:rPr>
+          <w:rFonts w:hint="eastAsia"/>
+        </w:rPr>
+        <w:t xml:space="preserve">FOUND（明确缺口）</w:t>
       </w:r>
     </w:p>
     <w:p>
@@ -10697,19 +10976,16 @@
         <w:rPr>
           <w:rFonts w:hint="eastAsia"/>
         </w:rPr>
-        <w:t xml:space="preserve">拉</w:t>
-      </w:r>
-      <w:r>
-        <w:t xml:space="preserve"> ACLED 2026 </w:t>
-      </w:r>
-      <w:r>
-        <w:rPr>
-          <w:rFonts w:hint="eastAsia"/>
-        </w:rPr>
-        <w:t xml:space="preserve">事件数据（尼日利亚/肯尼亚/埃及），把三个”部分”转为确认</w:t>
-      </w:r>
-      <w:r>
-        <w:t xml:space="preserve"> Y/N。</w:t>
+        <w:t xml:space="preserve">半导体产出/GDP</w:t>
+      </w:r>
+      <w:r>
+        <w:t xml:space="preserve"> </w:t>
+      </w:r>
+      <w:r>
+        <w:rPr>
+          <w:rFonts w:hint="eastAsia"/>
+        </w:rPr>
+        <w:t xml:space="preserve">损失（韩、台）：仅有氦依赖度，无机构发表损失估计。</w:t>
       </w:r>
     </w:p>
     <w:p>
@@ -10724,19 +11000,16 @@
         <w:rPr>
           <w:rFonts w:hint="eastAsia"/>
         </w:rPr>
-        <w:t xml:space="preserve">经</w:t>
-      </w:r>
-      <w:r>
-        <w:t xml:space="preserve"> IMF Bahrain Article IV </w:t>
-      </w:r>
-      <w:r>
-        <w:rPr>
-          <w:rFonts w:hint="eastAsia"/>
-        </w:rPr>
-        <w:t xml:space="preserve">直接核</w:t>
-      </w:r>
-      <w:r>
-        <w:t xml:space="preserve"> breakeven。</w:t>
+        <w:t xml:space="preserve">日本单独</w:t>
+      </w:r>
+      <w:r>
+        <w:t xml:space="preserve"> GDP </w:t>
+      </w:r>
+      <w:r>
+        <w:rPr>
+          <w:rFonts w:hint="eastAsia"/>
+        </w:rPr>
+        <w:t xml:space="preserve">损失数字。</w:t>
       </w:r>
     </w:p>
     <w:p>
@@ -10751,6 +11024,267 @@
         <w:rPr>
           <w:rFonts w:hint="eastAsia"/>
         </w:rPr>
+        <w:t xml:space="preserve">孟加拉/斯里兰卡/约旦/撒哈拉以南国别</w:t>
+      </w:r>
+      <w:r>
+        <w:t xml:space="preserve"> </w:t>
+      </w:r>
+      <w:r>
+        <w:rPr>
+          <w:rFonts w:hint="eastAsia"/>
+        </w:rPr>
+        <w:t xml:space="preserve">GDP/财政估计（仅</w:t>
+      </w:r>
+      <w:r>
+        <w:t xml:space="preserve"> IMF </w:t>
+      </w:r>
+      <w:r>
+        <w:rPr>
+          <w:rFonts w:hint="eastAsia"/>
+        </w:rPr>
+        <w:t xml:space="preserve">定性</w:t>
+      </w:r>
+      <w:r>
+        <w:t xml:space="preserve"> + Kiel </w:t>
+      </w:r>
+      <w:r>
+        <w:rPr>
+          <w:rFonts w:hint="eastAsia"/>
+        </w:rPr>
+        <w:t xml:space="preserve">粮价，Kiel</w:t>
+      </w:r>
+      <w:r>
+        <w:t xml:space="preserve"> </w:t>
+      </w:r>
+      <w:r>
+        <w:rPr>
+          <w:rFonts w:hint="eastAsia"/>
+        </w:rPr>
+        <w:t xml:space="preserve">不含撒哈拉以南）。</w:t>
+      </w:r>
+    </w:p>
+    <w:p>
+      <w:pPr>
+        <w:pStyle w:val="Compact"/>
+        <w:numPr>
+          <w:ilvl w:val="0"/>
+          <w:numId w:val="1024"/>
+        </w:numPr>
+      </w:pPr>
+      <w:r>
+        <w:t xml:space="preserve">RAND/Wilson/MEI/INSS/ICG </w:t>
+      </w:r>
+      <w:r>
+        <w:rPr>
+          <w:rFonts w:hint="eastAsia"/>
+        </w:rPr>
+        <w:t xml:space="preserve">的</w:t>
+      </w:r>
+      <w:r>
+        <w:t xml:space="preserve"> 2026 </w:t>
+      </w:r>
+      <w:r>
+        <w:rPr>
+          <w:rFonts w:hint="eastAsia"/>
+        </w:rPr>
+        <w:t xml:space="preserve">霍尔木兹政治不稳定专题报告。</w:t>
+      </w:r>
+    </w:p>
+    <w:p>
+      <w:pPr>
+        <w:pStyle w:val="Compact"/>
+        <w:numPr>
+          <w:ilvl w:val="0"/>
+          <w:numId w:val="1024"/>
+        </w:numPr>
+      </w:pPr>
+      <w:r>
+        <w:t xml:space="preserve">EIU/Control </w:t>
+      </w:r>
+      <w:r>
+        <w:rPr>
+          <w:rFonts w:hint="eastAsia"/>
+        </w:rPr>
+        <w:t xml:space="preserve">Risks（专题）/Fitch-BMI/Capital</w:t>
+      </w:r>
+      <w:r>
+        <w:t xml:space="preserve"> Economics/S&amp;P-Moody’s/McKinsey </w:t>
+      </w:r>
+      <w:r>
+        <w:rPr>
+          <w:rFonts w:hint="eastAsia"/>
+        </w:rPr>
+        <w:t xml:space="preserve">的</w:t>
+      </w:r>
+      <w:r>
+        <w:t xml:space="preserve"> 2026 </w:t>
+      </w:r>
+      <w:r>
+        <w:rPr>
+          <w:rFonts w:hint="eastAsia"/>
+        </w:rPr>
+        <w:t xml:space="preserve">霍尔木兹政治风险产品。</w:t>
+      </w:r>
+    </w:p>
+    <w:p>
+      <w:pPr>
+        <w:pStyle w:val="Compact"/>
+        <w:numPr>
+          <w:ilvl w:val="0"/>
+          <w:numId w:val="1024"/>
+        </w:numPr>
+      </w:pPr>
+      <w:r>
+        <w:rPr>
+          <w:rFonts w:hint="eastAsia"/>
+        </w:rPr>
+        <w:t xml:space="preserve">伊拉克</w:t>
+      </w:r>
+      <w:r>
+        <w:t xml:space="preserve"> Tishreen </w:t>
+      </w:r>
+      <w:r>
+        <w:rPr>
+          <w:rFonts w:hint="eastAsia"/>
+        </w:rPr>
+        <w:t xml:space="preserve">式</w:t>
+      </w:r>
+      <w:r>
+        <w:t xml:space="preserve"> 2026 </w:t>
+      </w:r>
+      <w:r>
+        <w:rPr>
+          <w:rFonts w:hint="eastAsia"/>
+        </w:rPr>
+        <w:t xml:space="preserve">薪资暴动：</w:t>
+      </w:r>
+      <w:r>
+        <w:rPr>
+          <w:rFonts w:hint="eastAsia"/>
+          <w:b/>
+          <w:bCs/>
+        </w:rPr>
+        <w:t xml:space="preserve">潜在机制，未实现</w:t>
+      </w:r>
+      <w:r>
+        <w:rPr>
+          <w:rFonts w:hint="eastAsia"/>
+        </w:rPr>
+        <w:t xml:space="preserve">（已发生的是反战</w:t>
+      </w:r>
+      <w:r>
+        <w:t xml:space="preserve"> Sadrist </w:t>
+      </w:r>
+      <w:r>
+        <w:rPr>
+          <w:rFonts w:hint="eastAsia"/>
+        </w:rPr>
+        <w:t xml:space="preserve">抗议）。</w:t>
+      </w:r>
+    </w:p>
+    <w:p>
+      <w:pPr>
+        <w:pStyle w:val="Compact"/>
+        <w:numPr>
+          <w:ilvl w:val="0"/>
+          <w:numId w:val="1024"/>
+        </w:numPr>
+      </w:pPr>
+      <w:r>
+        <w:rPr>
+          <w:rFonts w:hint="eastAsia"/>
+        </w:rPr>
+        <w:t xml:space="preserve">东部沙特（Qatif）/科威特</w:t>
+      </w:r>
+      <w:r>
+        <w:t xml:space="preserve"> Bidoon 2026 </w:t>
+      </w:r>
+      <w:r>
+        <w:rPr>
+          <w:rFonts w:hint="eastAsia"/>
+        </w:rPr>
+        <w:t xml:space="preserve">特定动员：潜在，未激活。</w:t>
+      </w:r>
+    </w:p>
+    <w:bookmarkEnd w:id="46"/>
+    <w:bookmarkStart w:id="47" w:name="建议下一步核查"/>
+    <w:p>
+      <w:pPr>
+        <w:pStyle w:val="Heading3"/>
+      </w:pPr>
+      <w:r>
+        <w:rPr>
+          <w:rFonts w:hint="eastAsia"/>
+        </w:rPr>
+        <w:t xml:space="preserve">建议下一步核查</w:t>
+      </w:r>
+    </w:p>
+    <w:p>
+      <w:pPr>
+        <w:pStyle w:val="Compact"/>
+        <w:numPr>
+          <w:ilvl w:val="0"/>
+          <w:numId w:val="1025"/>
+        </w:numPr>
+      </w:pPr>
+      <w:r>
+        <w:rPr>
+          <w:rFonts w:hint="eastAsia"/>
+        </w:rPr>
+        <w:t xml:space="preserve">拉</w:t>
+      </w:r>
+      <w:r>
+        <w:t xml:space="preserve"> ACLED 2026 </w:t>
+      </w:r>
+      <w:r>
+        <w:rPr>
+          <w:rFonts w:hint="eastAsia"/>
+        </w:rPr>
+        <w:t xml:space="preserve">事件数据（尼日利亚/肯尼亚/埃及），把三个”部分”转为确认</w:t>
+      </w:r>
+      <w:r>
+        <w:t xml:space="preserve"> Y/N。</w:t>
+      </w:r>
+    </w:p>
+    <w:p>
+      <w:pPr>
+        <w:pStyle w:val="Compact"/>
+        <w:numPr>
+          <w:ilvl w:val="0"/>
+          <w:numId w:val="1025"/>
+        </w:numPr>
+      </w:pPr>
+      <w:r>
+        <w:rPr>
+          <w:rFonts w:hint="eastAsia"/>
+        </w:rPr>
+        <w:t xml:space="preserve">经</w:t>
+      </w:r>
+      <w:r>
+        <w:t xml:space="preserve"> IMF Bahrain Article IV </w:t>
+      </w:r>
+      <w:r>
+        <w:rPr>
+          <w:rFonts w:hint="eastAsia"/>
+        </w:rPr>
+        <w:t xml:space="preserve">直接核</w:t>
+      </w:r>
+      <w:r>
+        <w:t xml:space="preserve"> breakeven。</w:t>
+      </w:r>
+    </w:p>
+    <w:p>
+      <w:pPr>
+        <w:pStyle w:val="Compact"/>
+        <w:numPr>
+          <w:ilvl w:val="0"/>
+          <w:numId w:val="1025"/>
+        </w:numPr>
+      </w:pPr>
+      <w:r>
+        <w:rPr>
+          <w:rFonts w:hint="eastAsia"/>
+        </w:rPr>
         <w:t xml:space="preserve">经浏览器工具重试</w:t>
       </w:r>
       <w:r>
@@ -10770,9 +11304,9 @@
         </w:pict>
       </w:r>
     </w:p>
-    <w:bookmarkEnd w:id="46"/>
     <w:bookmarkEnd w:id="47"/>
-    <w:bookmarkStart w:id="48" w:name="主要信源清单"/>
+    <w:bookmarkEnd w:id="48"/>
+    <w:bookmarkStart w:id="49" w:name="主要信源清单"/>
     <w:p>
       <w:pPr>
         <w:pStyle w:val="Heading2"/>
@@ -11299,8 +11833,8 @@
         <w:t xml:space="preserve">section）</w:t>
       </w:r>
     </w:p>
-    <w:bookmarkEnd w:id="48"/>
     <w:bookmarkEnd w:id="49"/>
+    <w:bookmarkEnd w:id="50"/>
     <w:sectPr>
       <w:footnotePr>
         <w:numRestart w:val="eachSect"/>
@@ -11699,6 +12233,9 @@
     <w:abstractNumId w:val="991"/>
   </w:num>
   <w:num w:numId="1024">
+    <w:abstractNumId w:val="991"/>
+  </w:num>
+  <w:num w:numId="1025">
     <w:abstractNumId w:val="991"/>
   </w:num>
 </w:numbering>
